--- a/data/experiment_resumes/EXP260925A-003.docx
+++ b/data/experiment_resumes/EXP260925A-003.docx
@@ -388,6 +388,39 @@
         <w:t>实验样例：学习新设备时先确认操作要求，再动手验证；习惯用清楚的记录支持复盘。</w:t>
       </w:r>
     </w:p>
+    <w:p>
+      <w:r>
+        <w:rPr>
+          <w:b/>
+        </w:rPr>
+        <w:t>求职要求</w:t>
+      </w:r>
+    </w:p>
+    <w:p>
+      <w:r>
+        <w:t>加班意愿：不考虑长期高强度加班，必要时可以提前沟通。</w:t>
+      </w:r>
+    </w:p>
+    <w:p>
+      <w:r>
+        <w:t>加班费 / 补偿：依法支付加班费，并在加班前说明安排。</w:t>
+      </w:r>
+    </w:p>
+    <w:p>
+      <w:r>
+        <w:t>期望薪资：税前 7000–9000 元/月，具体可结合岗位职责协商。</w:t>
+      </w:r>
+    </w:p>
+    <w:p>
+      <w:r>
+        <w:t>工作地点：合肥，接受线下到岗。</w:t>
+      </w:r>
+    </w:p>
+    <w:p>
+      <w:r>
+        <w:t>其他要求：可接受初期轮岗，希望岗位职责和考核标准明确。</w:t>
+      </w:r>
+    </w:p>
     <w:sectPr>
       <w:footerReference w:type="default" r:id="rId9"/>
       <w:pgSz w:w="12240" w:h="15840"/>

--- a/data/experiment_resumes/EXP260925A-003.docx
+++ b/data/experiment_resumes/EXP260925A-003.docx
@@ -16,6 +16,45 @@
           <w:sz w:val="40"/>
         </w:rPr>
         <w:t>实验样本03 学生简历</w:t>
+      </w:r>
+    </w:p>
+    <w:p>
+      <w:pPr>
+        <w:jc w:val="center"/>
+      </w:pPr>
+      <w:r>
+        <w:drawing>
+          <wp:inline xmlns:a="http://schemas.openxmlformats.org/drawingml/2006/main" xmlns:pic="http://schemas.openxmlformats.org/drawingml/2006/picture">
+            <wp:extent cx="1007999" cy="1260000"/>
+            <wp:docPr id="1" name="Picture 1"/>
+            <wp:cNvGraphicFramePr>
+              <a:graphicFrameLocks noChangeAspect="1"/>
+            </wp:cNvGraphicFramePr>
+            <a:graphic>
+              <a:graphicData uri="http://schemas.openxmlformats.org/drawingml/2006/picture">
+                <pic:pic>
+                  <pic:nvPicPr>
+                    <pic:cNvPr id="0" name="photo.jpg"/>
+                    <pic:cNvPicPr/>
+                  </pic:nvPicPr>
+                  <pic:blipFill>
+                    <a:blip r:embed="rId10"/>
+                    <a:stretch>
+                      <a:fillRect/>
+                    </a:stretch>
+                  </pic:blipFill>
+                  <pic:spPr>
+                    <a:xfrm>
+                      <a:off x="0" y="0"/>
+                      <a:ext cx="1007999" cy="1260000"/>
+                    </a:xfrm>
+                    <a:prstGeom prst="rect"/>
+                  </pic:spPr>
+                </pic:pic>
+              </a:graphicData>
+            </a:graphic>
+          </wp:inline>
+        </w:drawing>
       </w:r>
     </w:p>
     <w:p>
@@ -46,6 +85,16 @@
           <w:sz w:val="23"/>
         </w:rPr>
         <w:t>基本信息</w:t>
+      </w:r>
+    </w:p>
+    <w:p>
+      <w:r>
+        <w:t>毕业院校：无锡职业技术学院    年龄：22岁</w:t>
+      </w:r>
+    </w:p>
+    <w:p>
+      <w:r>
+        <w:t>籍贯：江苏无锡    现居住地：无锡市滨湖区</w:t>
       </w:r>
     </w:p>
     <w:p>
@@ -398,27 +447,27 @@
     </w:p>
     <w:p>
       <w:r>
-        <w:t>加班意愿：不考虑长期高强度加班，必要时可以提前沟通。</w:t>
+        <w:t>加班意愿：愿意配合团队完成各阶段实车测试任务，期望周末能保证基本休息时间。</w:t>
       </w:r>
     </w:p>
     <w:p>
       <w:r>
-        <w:t>加班费 / 补偿：依法支付加班费，并在加班前说明安排。</w:t>
+        <w:t>加班费 / 补偿：依劳动法规执行，加班计入有效工时并按比例折算调休或补贴。</w:t>
       </w:r>
     </w:p>
     <w:p>
       <w:r>
-        <w:t>期望薪资：税前 7000–9000 元/月，具体可结合岗位职责协商。</w:t>
+        <w:t>期望薪资：税前 6000–7500 元/月，希望有完善的五险一金及技能津贴。</w:t>
       </w:r>
     </w:p>
     <w:p>
       <w:r>
-        <w:t>工作地点：合肥，接受线下到岗。</w:t>
+        <w:t>工作地点：芜湖/南京，接受阶段性派驻整车厂实车测试与台架联调。</w:t>
       </w:r>
     </w:p>
     <w:p>
       <w:r>
-        <w:t>其他要求：可接受初期轮岗，希望岗位职责和考核标准明确。</w:t>
+        <w:t>其他要求：希望有资深工程师一对一带教，能在智驾实车与台架测试中快速成长。</w:t>
       </w:r>
     </w:p>
     <w:sectPr>
